--- a/BACKUP&RECOVERY/05장/05장_NOARCHIVELOG_복구_UNDO_TEMP_디스크장애.docx
+++ b/BACKUP&RECOVERY/05장/05장_NOARCHIVELOG_복구_UNDO_TEMP_디스크장애.docx
@@ -1240,7 +1240,7 @@
                 <w:color w:val="E6E6E6"/>
                 <w:sz w:val="19"/>
               </w:rPr>
-              <w:t xml:space="preserve">  2    DATAFILE '/u02/oradata/ORCL/undotbs02.dbf' SIZE 200M AUTOEXTEND ON;</w:t>
+              <w:t xml:space="preserve">  2    DATAFILE '/u01/app/oracle/oradata/orcl/undotbs02.dbf' SIZE 200M AUTOEXTEND ON;</w:t>
             </w:r>
           </w:p>
           <w:p>
@@ -1583,7 +1583,7 @@
                 <w:color w:val="E6E6E6"/>
                 <w:sz w:val="19"/>
               </w:rPr>
-              <w:t>SYS@orcl&gt; !rm -f /u01/app/oracle/oradata/ORCL/undotbs01.dbf</w:t>
+              <w:t>SYS@orcl&gt; !rm -f /u01/app/oracle/oradata/orcl/undotbs01.dbf</w:t>
             </w:r>
           </w:p>
           <w:p>
@@ -1681,7 +1681,7 @@
                 <w:color w:val="E6E6E6"/>
                 <w:sz w:val="19"/>
               </w:rPr>
-              <w:t>ORA-01110: data file 4: '/u01/app/oracle/oradata/ORCL/undotbs01.dbf'</w:t>
+              <w:t>ORA-01110: data file 4: '/u01/app/oracle/oradata/orcl/undotbs01.dbf'</w:t>
             </w:r>
           </w:p>
           <w:p>
@@ -1765,7 +1765,7 @@
                 <w:color w:val="E6E6E6"/>
                 <w:sz w:val="19"/>
               </w:rPr>
-              <w:t>SYS@orcl&gt; !cp -p /home/oracle/backup/ch05/undotbs01.dbf /u01/app/oracle/oradata/ORCL/</w:t>
+              <w:t>SYS@orcl&gt; !cp -p /home/oracle/backup/ch05/undotbs01.dbf /u01/app/oracle/oradata/orcl/</w:t>
             </w:r>
           </w:p>
           <w:p>
@@ -2242,7 +2242,7 @@
                 <w:color w:val="E6E6E6"/>
                 <w:sz w:val="19"/>
               </w:rPr>
-              <w:t>ORA-01110: data file 4: '/u01/app/oracle/oradata/ORCL/undotbs01.dbf'</w:t>
+              <w:t>ORA-01110: data file 4: '/u01/app/oracle/oradata/orcl/undotbs01.dbf'</w:t>
             </w:r>
           </w:p>
           <w:p>
@@ -2368,7 +2368,7 @@
                 <w:color w:val="E6E6E6"/>
                 <w:sz w:val="19"/>
               </w:rPr>
-              <w:t>SYS@orcl&gt; !cp -p /home/oracle/backup/ch05/*.dbf /u01/app/oracle/oradata/ORCL/</w:t>
+              <w:t>SYS@orcl&gt; !cp -p /home/oracle/backup/ch05/*.dbf /u01/app/oracle/oradata/orcl/</w:t>
             </w:r>
           </w:p>
           <w:p>
@@ -2382,7 +2382,7 @@
                 <w:color w:val="E6E6E6"/>
                 <w:sz w:val="19"/>
               </w:rPr>
-              <w:t>SYS@orcl&gt; !cp -p /home/oracle/backup/ch05/control0[12].ctl /u01/app/oracle/oradata/ORCL/</w:t>
+              <w:t>SYS@orcl&gt; !cp -p /home/oracle/backup/ch05/control0[12].ctl /u01/app/oracle/oradata/orcl/</w:t>
             </w:r>
           </w:p>
           <w:p>
@@ -2396,7 +2396,7 @@
                 <w:color w:val="E6E6E6"/>
                 <w:sz w:val="19"/>
               </w:rPr>
-              <w:t>SYS@orcl&gt; !cp -p /home/oracle/backup/ch05/control03.ctl /u02/oradata/ORCL/</w:t>
+              <w:t>SYS@orcl&gt; !cp -p /home/oracle/backup/ch05/control03.ctl /u02/oradata/orcl/</w:t>
             </w:r>
           </w:p>
           <w:p>
@@ -2410,7 +2410,7 @@
                 <w:color w:val="E6E6E6"/>
                 <w:sz w:val="19"/>
               </w:rPr>
-              <w:t>SYS@orcl&gt; !cp -p /home/oracle/backup/ch05/redo0[134].log /u01/app/oracle/oradata/ORCL/</w:t>
+              <w:t>SYS@orcl&gt; !cp -p /home/oracle/backup/ch05/redo0[134].log /u01/app/oracle/oradata/orcl/</w:t>
             </w:r>
           </w:p>
           <w:p>
@@ -2424,7 +2424,7 @@
                 <w:color w:val="E6E6E6"/>
                 <w:sz w:val="19"/>
               </w:rPr>
-              <w:t>SYS@orcl&gt; !cp -p /home/oracle/backup/ch05/redo0[134]b.log /u02/oradata/ORCL/</w:t>
+              <w:t>SYS@orcl&gt; !cp -p /home/oracle/backup/ch05/redo0[134]b.log /u02/oradata/orcl/</w:t>
             </w:r>
           </w:p>
           <w:p>
@@ -2648,7 +2648,7 @@
                 <w:color w:val="E6E6E6"/>
                 <w:sz w:val="19"/>
               </w:rPr>
-              <w:t>SYS@orcl&gt; !rm -f /u01/app/oracle/oradata/ORCL/undotbs01.dbf</w:t>
+              <w:t>SYS@orcl&gt; !rm -f /u01/app/oracle/oradata/orcl/undotbs01.dbf</w:t>
             </w:r>
           </w:p>
           <w:p>
@@ -2746,7 +2746,7 @@
                 <w:color w:val="E6E6E6"/>
                 <w:sz w:val="19"/>
               </w:rPr>
-              <w:t>ORA-01110: data file 4: '/u01/app/oracle/oradata/ORCL/undotbs01.dbf'</w:t>
+              <w:t>ORA-01110: data file 4: '/u01/app/oracle/oradata/orcl/undotbs01.dbf'</w:t>
             </w:r>
           </w:p>
           <w:p>
@@ -2830,7 +2830,7 @@
                 <w:color w:val="E6E6E6"/>
                 <w:sz w:val="19"/>
               </w:rPr>
-              <w:t>ORA-01110: data file 4: '/u01/app/oracle/oradata/ORCL/undotbs01.dbf'</w:t>
+              <w:t>ORA-01110: data file 4: '/u01/app/oracle/oradata/orcl/undotbs01.dbf'</w:t>
             </w:r>
           </w:p>
           <w:p>
@@ -2872,7 +2872,7 @@
                 <w:color w:val="E6E6E6"/>
                 <w:sz w:val="19"/>
               </w:rPr>
-              <w:t>SYS@orcl&gt; !cp -p /home/oracle/backup/ch05/undotbs01.dbf /u01/app/oracle/oradata/ORCL/</w:t>
+              <w:t>SYS@orcl&gt; !cp -p /home/oracle/backup/ch05/undotbs01.dbf /u01/app/oracle/oradata/orcl/</w:t>
             </w:r>
           </w:p>
           <w:p>
@@ -3567,7 +3567,7 @@
                 <w:color w:val="E6E6E6"/>
                 <w:sz w:val="19"/>
               </w:rPr>
-              <w:t>SYS@orcl&gt; !rm -f /u01/app/oracle/oradata/ORCL/temp01.dbf</w:t>
+              <w:t>SYS@orcl&gt; !rm -f /u01/app/oracle/oradata/orcl/temp01.dbf</w:t>
             </w:r>
           </w:p>
           <w:p>
@@ -3637,7 +3637,7 @@
                 <w:color w:val="E6E6E6"/>
                 <w:sz w:val="19"/>
               </w:rPr>
-              <w:t>ORA-01110: data file 201: '/u01/app/oracle/oradata/ORCL/temp01.dbf'</w:t>
+              <w:t>ORA-01110: data file 201: '/u01/app/oracle/oradata/orcl/temp01.dbf'</w:t>
             </w:r>
           </w:p>
           <w:p>
@@ -3763,7 +3763,7 @@
                 <w:color w:val="E6E6E6"/>
                 <w:sz w:val="19"/>
               </w:rPr>
-              <w:t xml:space="preserve">         1 /u01/app/oracle/oradata/ORCL/temp01.dbf    ONLINE      60</w:t>
+              <w:t xml:space="preserve">         1 /u01/app/oracle/oradata/orcl/temp01.dbf    ONLINE      60</w:t>
             </w:r>
           </w:p>
           <w:p>
@@ -3819,7 +3819,7 @@
                 <w:color w:val="E6E6E6"/>
                 <w:sz w:val="19"/>
               </w:rPr>
-              <w:t xml:space="preserve">  2    '/u01/app/oracle/oradata/ORCL/temp02.dbf' SIZE 60M;</w:t>
+              <w:t xml:space="preserve">  2    '/u01/app/oracle/oradata/orcl/temp02.dbf' SIZE 60M;</w:t>
             </w:r>
           </w:p>
           <w:p>
@@ -3875,7 +3875,7 @@
                 <w:color w:val="E6E6E6"/>
                 <w:sz w:val="19"/>
               </w:rPr>
-              <w:t>SYS@orcl&gt; ALTER DATABASE TEMPFILE '/u01/app/oracle/oradata/ORCL/temp01.dbf' DROP;</w:t>
+              <w:t>SYS@orcl&gt; ALTER DATABASE TEMPFILE '/u01/app/oracle/oradata/orcl/temp01.dbf' DROP;</w:t>
             </w:r>
           </w:p>
           <w:p>
@@ -3973,7 +3973,7 @@
                 <w:color w:val="E6E6E6"/>
                 <w:sz w:val="19"/>
               </w:rPr>
-              <w:t xml:space="preserve">         2 /u01/app/oracle/oradata/ORCL/temp02.dbf    ONLINE</w:t>
+              <w:t xml:space="preserve">         2 /u01/app/oracle/oradata/orcl/temp02.dbf    ONLINE</w:t>
             </w:r>
           </w:p>
         </w:tc>
@@ -4079,7 +4079,7 @@
                 <w:color w:val="222222"/>
                 <w:sz w:val="20"/>
               </w:rPr>
-              <w:t xml:space="preserve">  Re-creating tempfile /u01/app/oracle/oradata/ORCL/temp01.dbf</w:t>
+              <w:t xml:space="preserve">  Re-creating tempfile /u01/app/oracle/oradata/orcl/temp01.dbf</w:t>
             </w:r>
           </w:p>
           <w:p>
@@ -4667,7 +4667,7 @@
                 <w:color w:val="E6E6E6"/>
                 <w:sz w:val="19"/>
               </w:rPr>
-              <w:t xml:space="preserve">  2    TEMPFILE '/u01/app/oracle/oradata/ORCL/temp02.dbf' SIZE 100M;</w:t>
+              <w:t xml:space="preserve">  2    TEMPFILE '/u01/app/oracle/oradata/orcl/temp02.dbf' SIZE 100M;</w:t>
             </w:r>
           </w:p>
           <w:p>
@@ -5405,7 +5405,7 @@
                 <w:color w:val="E6E6E6"/>
                 <w:sz w:val="19"/>
               </w:rPr>
-              <w:t>SYS@orcl&gt; !cp -p /u01/app/oracle/oradata/ORCL/hist01.dbf /home/oracle/backup/ch05/</w:t>
+              <w:t>SYS@orcl&gt; !cp -p /u01/app/oracle/oradata/orcl/hist01.dbf /home/oracle/backup/ch05/</w:t>
             </w:r>
           </w:p>
           <w:p>
@@ -5447,7 +5447,7 @@
                 <w:color w:val="E6E6E6"/>
                 <w:sz w:val="19"/>
               </w:rPr>
-              <w:t>SYS@orcl&gt; !rm -f /u01/app/oracle/oradata/ORCL/hist01.dbf</w:t>
+              <w:t>SYS@orcl&gt; !rm -f /u01/app/oracle/oradata/orcl/hist01.dbf</w:t>
             </w:r>
           </w:p>
           <w:p>
@@ -5489,7 +5489,7 @@
                 <w:color w:val="E6E6E6"/>
                 <w:sz w:val="19"/>
               </w:rPr>
-              <w:t>SYS@orcl&gt; !cp -p /home/oracle/backup/ch05/hist01.dbf /u01/app/oracle/oradata/ORCL/</w:t>
+              <w:t>SYS@orcl&gt; !cp -p /home/oracle/backup/ch05/hist01.dbf /u01/app/oracle/oradata/orcl/</w:t>
             </w:r>
           </w:p>
           <w:p>
@@ -6065,7 +6065,7 @@
                 <w:color w:val="E6E6E6"/>
                 <w:sz w:val="19"/>
               </w:rPr>
-              <w:t>[root@oel7v9r1 ~]# mkdir -p /u01/app/oracle/oradata/ORCL</w:t>
+              <w:t>[root@oel7v9r1 ~]# mkdir -p /u01/app/oracle/oradata/orcl</w:t>
             </w:r>
           </w:p>
           <w:p>
@@ -6121,7 +6121,7 @@
                 <w:color w:val="E6E6E6"/>
                 <w:sz w:val="19"/>
               </w:rPr>
-              <w:t>[oracle@oel7v9r1 ~]$ ls -l /u02/oradata/ORCL/</w:t>
+              <w:t>[oracle@oel7v9r1 ~]$ ls -l /u02/oradata/orcl/</w:t>
             </w:r>
           </w:p>
           <w:p>
@@ -6135,7 +6135,7 @@
                 <w:color w:val="E6E6E6"/>
                 <w:sz w:val="19"/>
               </w:rPr>
-              <w:t>-rw-r-----. 1 oracle oinstall 10600448 May 10 09:12 control03.ctl</w:t>
+              <w:t>-rw-r-----. 1 oracle dba 10600448 May 10 09:12 control03.ctl</w:t>
             </w:r>
           </w:p>
           <w:p>
@@ -6149,7 +6149,7 @@
                 <w:color w:val="E6E6E6"/>
                 <w:sz w:val="19"/>
               </w:rPr>
-              <w:t>-rw-r-----. 1 oracle oinstall 10486272 May 10 09:12 redo01b.log</w:t>
+              <w:t>-rw-r-----. 1 oracle dba 10486272 May 10 09:12 redo01b.log</w:t>
             </w:r>
           </w:p>
           <w:p>
@@ -6163,7 +6163,7 @@
                 <w:color w:val="E6E6E6"/>
                 <w:sz w:val="19"/>
               </w:rPr>
-              <w:t>-rw-r-----. 1 oracle oinstall 10486272 May 10 09:12 redo03b.log</w:t>
+              <w:t>-rw-r-----. 1 oracle dba 10486272 May 10 09:12 redo03b.log</w:t>
             </w:r>
           </w:p>
           <w:p>
@@ -6177,7 +6177,7 @@
                 <w:color w:val="E6E6E6"/>
                 <w:sz w:val="19"/>
               </w:rPr>
-              <w:t>-rw-r-----. 1 oracle oinstall 52436992 May 10 09:12 redo04b.log</w:t>
+              <w:t>-rw-r-----. 1 oracle dba 52436992 May 10 09:12 redo04b.log</w:t>
             </w:r>
           </w:p>
           <w:p>
@@ -6219,7 +6219,7 @@
                 <w:color w:val="E6E6E6"/>
                 <w:sz w:val="19"/>
               </w:rPr>
-              <w:t>[oracle@oel7v9r1 ~]$ cp -p /u02/oradata/ORCL/control03.ctl \</w:t>
+              <w:t>[oracle@oel7v9r1 ~]$ cp -p /u02/oradata/orcl/control03.ctl \</w:t>
             </w:r>
           </w:p>
           <w:p>
@@ -6233,7 +6233,7 @@
                 <w:color w:val="E6E6E6"/>
                 <w:sz w:val="19"/>
               </w:rPr>
-              <w:t xml:space="preserve">        /u01/app/oracle/oradata/ORCL/control01.ctl</w:t>
+              <w:t xml:space="preserve">        /u01/app/oracle/oradata/orcl/control01.ctl</w:t>
             </w:r>
           </w:p>
           <w:p>
@@ -6247,7 +6247,7 @@
                 <w:color w:val="E6E6E6"/>
                 <w:sz w:val="19"/>
               </w:rPr>
-              <w:t>[oracle@oel7v9r1 ~]$ cp -p /u02/oradata/ORCL/control03.ctl \</w:t>
+              <w:t>[oracle@oel7v9r1 ~]$ cp -p /u02/oradata/orcl/control03.ctl \</w:t>
             </w:r>
           </w:p>
           <w:p>
@@ -6261,7 +6261,7 @@
                 <w:color w:val="E6E6E6"/>
                 <w:sz w:val="19"/>
               </w:rPr>
-              <w:t xml:space="preserve">        /u01/app/oracle/oradata/ORCL/control02.ctl</w:t>
+              <w:t xml:space="preserve">        /u01/app/oracle/oradata/orcl/control02.ctl</w:t>
             </w:r>
           </w:p>
           <w:p>
@@ -6303,7 +6303,7 @@
                 <w:color w:val="E6E6E6"/>
                 <w:sz w:val="19"/>
               </w:rPr>
-              <w:t>[oracle@oel7v9r1 ~]$ cp -p /home/oracle/backup/ch05/*.dbf /u01/app/oracle/oradata/ORCL/</w:t>
+              <w:t>[oracle@oel7v9r1 ~]$ cp -p /home/oracle/backup/ch05/*.dbf /u01/app/oracle/oradata/orcl/</w:t>
             </w:r>
           </w:p>
           <w:p>
@@ -6732,7 +6732,7 @@
                 <w:color w:val="E6E6E6"/>
                 <w:sz w:val="19"/>
               </w:rPr>
-              <w:t>*.control_files='/u03/oradata/ORCL/control01.ctl','/u02/oradata/ORCL/control03.ctl'</w:t>
+              <w:t>*.control_files='/u03/oradata/ORCL/control01.ctl','/u02/oradata/orcl/control03.ctl'</w:t>
             </w:r>
           </w:p>
           <w:p>
@@ -6774,7 +6774,7 @@
                 <w:color w:val="E6E6E6"/>
                 <w:sz w:val="19"/>
               </w:rPr>
-              <w:t>[oracle@oel7v9r1 ~]$ cp -p /u02/oradata/ORCL/control03.ctl /u03/oradata/ORCL/control01.ctl</w:t>
+              <w:t>[oracle@oel7v9r1 ~]$ cp -p /u02/oradata/orcl/control03.ctl /u03/oradata/ORCL/control01.ctl</w:t>
             </w:r>
           </w:p>
           <w:p>
@@ -6900,7 +6900,7 @@
                 <w:color w:val="E6E6E6"/>
                 <w:sz w:val="19"/>
               </w:rPr>
-              <w:t xml:space="preserve">  2    '/u01/app/oracle/oradata/ORCL/system01.dbf'</w:t>
+              <w:t xml:space="preserve">  2    '/u01/app/oracle/oradata/orcl/system01.dbf'</w:t>
             </w:r>
           </w:p>
           <w:p>
@@ -6984,7 +6984,7 @@
                 <w:color w:val="E6E6E6"/>
                 <w:sz w:val="19"/>
               </w:rPr>
-              <w:t xml:space="preserve">  2    '/u01/app/oracle/oradata/ORCL/redo01.log'</w:t>
+              <w:t xml:space="preserve">  2    '/u01/app/oracle/oradata/orcl/redo01.log'</w:t>
             </w:r>
           </w:p>
           <w:p>
@@ -7522,7 +7522,7 @@
                 <w:color w:val="E6E6E6"/>
                 <w:sz w:val="19"/>
               </w:rPr>
-              <w:t>/u02/oradata/ORCL/control03.ctl</w:t>
+              <w:t>/u02/oradata/orcl/control03.ctl</w:t>
             </w:r>
           </w:p>
           <w:p>
@@ -7718,7 +7718,7 @@
                 <w:color w:val="E6E6E6"/>
                 <w:sz w:val="19"/>
               </w:rPr>
-              <w:t>SYS@orcl&gt; ALTER DATABASE ADD LOGFILE MEMBER '/u02/oradata/ORCL/redo01b.log' TO GROUP 1;</w:t>
+              <w:t>SYS@orcl&gt; ALTER DATABASE ADD LOGFILE MEMBER '/u02/oradata/orcl/redo01b.log' TO GROUP 1;</w:t>
             </w:r>
           </w:p>
           <w:p>
@@ -8312,7 +8312,7 @@
                 <w:color w:val="E6E6E6"/>
                 <w:sz w:val="19"/>
               </w:rPr>
-              <w:t>ORA-00312: online log 1 thread 1: '/u01/app/oracle/oradata/ORCL/redo01.log'</w:t>
+              <w:t>ORA-00312: online log 1 thread 1: '/u01/app/oracle/oradata/orcl/redo01.log'</w:t>
             </w:r>
           </w:p>
           <w:p>
@@ -8508,7 +8508,7 @@
                 <w:color w:val="E6E6E6"/>
                 <w:sz w:val="19"/>
               </w:rPr>
-              <w:t>ORA-00289: suggestion : /u01/app/oracle/product/19.3.0/dbhome_1/dbs/arch1_45_1200525254.dbf</w:t>
+              <w:t>ORA-00289: suggestion : /home/oracle/arch1/arch_1_45_1200525254.arc</w:t>
             </w:r>
           </w:p>
           <w:p>
